--- a/code/current/lambda_router.docx
+++ b/code/current/lambda_router.docx
@@ -269,33 +269,33 @@
         <w:rPr>
           <w:rtl w:val="0"/>
         </w:rPr>
-        <w:t xml:space="preserve"># Handler receives normalized text response -- never knows which provider executed</w:t>
-      </w:r>
-    </w:p>
-    <w:p>
-      <w:pPr>
-        <w:keepNext w:val="0"/>
-        <w:keepLines w:val="0"/>
-        <w:pageBreakBefore w:val="0"/>
-        <w:widowControl w:val="0"/>
-        <w:pBdr>
-          <w:top w:space="0" w:sz="0" w:val="nil"/>
-          <w:left w:space="0" w:sz="0" w:val="nil"/>
-          <w:bottom w:space="0" w:sz="0" w:val="nil"/>
-          <w:right w:space="0" w:sz="0" w:val="nil"/>
-          <w:between w:space="0" w:sz="0" w:val="nil"/>
-        </w:pBdr>
-        <w:shd w:fill="auto" w:val="clear"/>
-        <w:spacing w:after="0" w:before="0" w:line="276" w:lineRule="auto"/>
-        <w:ind w:left="0" w:right="0" w:firstLine="0"/>
-        <w:jc w:val="left"/>
-        <w:rPr/>
-      </w:pPr>
-      <w:r>
-        <w:rPr>
-          <w:rtl w:val="0"/>
-        </w:rPr>
-        <w:t xml:space="preserve"># All providers currently openai_compat -- gemini adapter reserved for future extension</w:t>
+        <w:t xml:space="preserve"># path field in v3r-keys record specifies provider endpoint path</w:t>
+      </w:r>
+    </w:p>
+    <w:p>
+      <w:pPr>
+        <w:keepNext w:val="0"/>
+        <w:keepLines w:val="0"/>
+        <w:pageBreakBefore w:val="0"/>
+        <w:widowControl w:val="0"/>
+        <w:pBdr>
+          <w:top w:space="0" w:sz="0" w:val="nil"/>
+          <w:left w:space="0" w:sz="0" w:val="nil"/>
+          <w:bottom w:space="0" w:sz="0" w:val="nil"/>
+          <w:right w:space="0" w:sz="0" w:val="nil"/>
+          <w:between w:space="0" w:sz="0" w:val="nil"/>
+        </w:pBdr>
+        <w:shd w:fill="auto" w:val="clear"/>
+        <w:spacing w:after="0" w:before="0" w:line="276" w:lineRule="auto"/>
+        <w:ind w:left="0" w:right="0" w:firstLine="0"/>
+        <w:jc w:val="left"/>
+        <w:rPr/>
+      </w:pPr>
+      <w:r>
+        <w:rPr>
+          <w:rtl w:val="0"/>
+        </w:rPr>
+        <w:t xml:space="preserve"># Groq requires /openai/v1/chat/completions -- all others use /v1/chat/completions</w:t>
       </w:r>
     </w:p>
     <w:p>
@@ -501,32 +501,6 @@
         <w:rPr>
           <w:rtl w:val="0"/>
         </w:rPr>
-        <w:t xml:space="preserve">    # Fetch routing record by route_id -- fallback to default if not found</w:t>
-      </w:r>
-    </w:p>
-    <w:p>
-      <w:pPr>
-        <w:keepNext w:val="0"/>
-        <w:keepLines w:val="0"/>
-        <w:pageBreakBefore w:val="0"/>
-        <w:widowControl w:val="0"/>
-        <w:pBdr>
-          <w:top w:space="0" w:sz="0" w:val="nil"/>
-          <w:left w:space="0" w:sz="0" w:val="nil"/>
-          <w:bottom w:space="0" w:sz="0" w:val="nil"/>
-          <w:right w:space="0" w:sz="0" w:val="nil"/>
-          <w:between w:space="0" w:sz="0" w:val="nil"/>
-        </w:pBdr>
-        <w:shd w:fill="auto" w:val="clear"/>
-        <w:spacing w:after="0" w:before="0" w:line="276" w:lineRule="auto"/>
-        <w:ind w:left="0" w:right="0" w:firstLine="0"/>
-        <w:jc w:val="left"/>
-        <w:rPr/>
-      </w:pPr>
-      <w:r>
-        <w:rPr>
-          <w:rtl w:val="0"/>
-        </w:rPr>
         <w:t xml:space="preserve">    response = routing_table.get_item(Key={'route_id': route_id})</w:t>
       </w:r>
     </w:p>
@@ -630,32 +604,6 @@
         <w:rPr>
           <w:rtl w:val="0"/>
         </w:rPr>
-        <w:t xml:space="preserve">    # Fetch provider key record from v3r-keys by provider name</w:t>
-      </w:r>
-    </w:p>
-    <w:p>
-      <w:pPr>
-        <w:keepNext w:val="0"/>
-        <w:keepLines w:val="0"/>
-        <w:pageBreakBefore w:val="0"/>
-        <w:widowControl w:val="0"/>
-        <w:pBdr>
-          <w:top w:space="0" w:sz="0" w:val="nil"/>
-          <w:left w:space="0" w:sz="0" w:val="nil"/>
-          <w:bottom w:space="0" w:sz="0" w:val="nil"/>
-          <w:right w:space="0" w:sz="0" w:val="nil"/>
-          <w:between w:space="0" w:sz="0" w:val="nil"/>
-        </w:pBdr>
-        <w:shd w:fill="auto" w:val="clear"/>
-        <w:spacing w:after="0" w:before="0" w:line="276" w:lineRule="auto"/>
-        <w:ind w:left="0" w:right="0" w:firstLine="0"/>
-        <w:jc w:val="left"/>
-        <w:rPr/>
-      </w:pPr>
-      <w:r>
-        <w:rPr>
-          <w:rtl w:val="0"/>
-        </w:rPr>
         <w:t xml:space="preserve">    response = keys_table.get_item(Key={'key_id': provider})</w:t>
       </w:r>
     </w:p>
@@ -759,58 +707,6 @@
         <w:rPr>
           <w:rtl w:val="0"/>
         </w:rPr>
-        <w:t xml:space="preserve">    # Reset daily counter if last_reset is not today</w:t>
-      </w:r>
-    </w:p>
-    <w:p>
-      <w:pPr>
-        <w:keepNext w:val="0"/>
-        <w:keepLines w:val="0"/>
-        <w:pageBreakBefore w:val="0"/>
-        <w:widowControl w:val="0"/>
-        <w:pBdr>
-          <w:top w:space="0" w:sz="0" w:val="nil"/>
-          <w:left w:space="0" w:sz="0" w:val="nil"/>
-          <w:bottom w:space="0" w:sz="0" w:val="nil"/>
-          <w:right w:space="0" w:sz="0" w:val="nil"/>
-          <w:between w:space="0" w:sz="0" w:val="nil"/>
-        </w:pBdr>
-        <w:shd w:fill="auto" w:val="clear"/>
-        <w:spacing w:after="0" w:before="0" w:line="276" w:lineRule="auto"/>
-        <w:ind w:left="0" w:right="0" w:firstLine="0"/>
-        <w:jc w:val="left"/>
-        <w:rPr/>
-      </w:pPr>
-      <w:r>
-        <w:rPr>
-          <w:rtl w:val="0"/>
-        </w:rPr>
-        <w:t xml:space="preserve">    # Lightweight daily reset -- EventBridge midnight reset is primary mechanism</w:t>
-      </w:r>
-    </w:p>
-    <w:p>
-      <w:pPr>
-        <w:keepNext w:val="0"/>
-        <w:keepLines w:val="0"/>
-        <w:pageBreakBefore w:val="0"/>
-        <w:widowControl w:val="0"/>
-        <w:pBdr>
-          <w:top w:space="0" w:sz="0" w:val="nil"/>
-          <w:left w:space="0" w:sz="0" w:val="nil"/>
-          <w:bottom w:space="0" w:sz="0" w:val="nil"/>
-          <w:right w:space="0" w:sz="0" w:val="nil"/>
-          <w:between w:space="0" w:sz="0" w:val="nil"/>
-        </w:pBdr>
-        <w:shd w:fill="auto" w:val="clear"/>
-        <w:spacing w:after="0" w:before="0" w:line="276" w:lineRule="auto"/>
-        <w:ind w:left="0" w:right="0" w:firstLine="0"/>
-        <w:jc w:val="left"/>
-        <w:rPr/>
-      </w:pPr>
-      <w:r>
-        <w:rPr>
-          <w:rtl w:val="0"/>
-        </w:rPr>
         <w:t xml:space="preserve">    if key_record.get('last_reset') != today:</w:t>
       </w:r>
     </w:p>
@@ -1096,32 +992,6 @@
         <w:rPr>
           <w:rtl w:val="0"/>
         </w:rPr>
-        <w:t xml:space="preserve">    # Increment request counter after successful call</w:t>
-      </w:r>
-    </w:p>
-    <w:p>
-      <w:pPr>
-        <w:keepNext w:val="0"/>
-        <w:keepLines w:val="0"/>
-        <w:pageBreakBefore w:val="0"/>
-        <w:widowControl w:val="0"/>
-        <w:pBdr>
-          <w:top w:space="0" w:sz="0" w:val="nil"/>
-          <w:left w:space="0" w:sz="0" w:val="nil"/>
-          <w:bottom w:space="0" w:sz="0" w:val="nil"/>
-          <w:right w:space="0" w:sz="0" w:val="nil"/>
-          <w:between w:space="0" w:sz="0" w:val="nil"/>
-        </w:pBdr>
-        <w:shd w:fill="auto" w:val="clear"/>
-        <w:spacing w:after="0" w:before="0" w:line="276" w:lineRule="auto"/>
-        <w:ind w:left="0" w:right="0" w:firstLine="0"/>
-        <w:jc w:val="left"/>
-        <w:rPr/>
-      </w:pPr>
-      <w:r>
-        <w:rPr>
-          <w:rtl w:val="0"/>
-        </w:rPr>
         <w:t xml:space="preserve">    keys_table.update_item(</w:t>
       </w:r>
     </w:p>
@@ -1303,33 +1173,85 @@
         <w:rPr>
           <w:rtl w:val="0"/>
         </w:rPr>
-        <w:t xml:space="preserve">    # OpenAI-compatible adapter -- handles Groq, Cerebras, Mistral, Fireworks</w:t>
-      </w:r>
-    </w:p>
-    <w:p>
-      <w:pPr>
-        <w:keepNext w:val="0"/>
-        <w:keepLines w:val="0"/>
-        <w:pageBreakBefore w:val="0"/>
-        <w:widowControl w:val="0"/>
-        <w:pBdr>
-          <w:top w:space="0" w:sz="0" w:val="nil"/>
-          <w:left w:space="0" w:sz="0" w:val="nil"/>
-          <w:bottom w:space="0" w:sz="0" w:val="nil"/>
-          <w:right w:space="0" w:sz="0" w:val="nil"/>
-          <w:between w:space="0" w:sz="0" w:val="nil"/>
-        </w:pBdr>
-        <w:shd w:fill="auto" w:val="clear"/>
-        <w:spacing w:after="0" w:before="0" w:line="276" w:lineRule="auto"/>
-        <w:ind w:left="0" w:right="0" w:firstLine="0"/>
-        <w:jc w:val="left"/>
-        <w:rPr/>
-      </w:pPr>
-      <w:r>
-        <w:rPr>
-          <w:rtl w:val="0"/>
-        </w:rPr>
-        <w:t xml:space="preserve">    # base_url stored without https:// prefix -- HTTPSConnection requires host only</w:t>
+        <w:t xml:space="preserve">    # path field in v3r-keys specifies provider-specific endpoint</w:t>
+      </w:r>
+    </w:p>
+    <w:p>
+      <w:pPr>
+        <w:keepNext w:val="0"/>
+        <w:keepLines w:val="0"/>
+        <w:pageBreakBefore w:val="0"/>
+        <w:widowControl w:val="0"/>
+        <w:pBdr>
+          <w:top w:space="0" w:sz="0" w:val="nil"/>
+          <w:left w:space="0" w:sz="0" w:val="nil"/>
+          <w:bottom w:space="0" w:sz="0" w:val="nil"/>
+          <w:right w:space="0" w:sz="0" w:val="nil"/>
+          <w:between w:space="0" w:sz="0" w:val="nil"/>
+        </w:pBdr>
+        <w:shd w:fill="auto" w:val="clear"/>
+        <w:spacing w:after="0" w:before="0" w:line="276" w:lineRule="auto"/>
+        <w:ind w:left="0" w:right="0" w:firstLine="0"/>
+        <w:jc w:val="left"/>
+        <w:rPr/>
+      </w:pPr>
+      <w:r>
+        <w:rPr>
+          <w:rtl w:val="0"/>
+        </w:rPr>
+        <w:t xml:space="preserve">    # Groq: /openai/v1/chat/completions</w:t>
+      </w:r>
+    </w:p>
+    <w:p>
+      <w:pPr>
+        <w:keepNext w:val="0"/>
+        <w:keepLines w:val="0"/>
+        <w:pageBreakBefore w:val="0"/>
+        <w:widowControl w:val="0"/>
+        <w:pBdr>
+          <w:top w:space="0" w:sz="0" w:val="nil"/>
+          <w:left w:space="0" w:sz="0" w:val="nil"/>
+          <w:bottom w:space="0" w:sz="0" w:val="nil"/>
+          <w:right w:space="0" w:sz="0" w:val="nil"/>
+          <w:between w:space="0" w:sz="0" w:val="nil"/>
+        </w:pBdr>
+        <w:shd w:fill="auto" w:val="clear"/>
+        <w:spacing w:after="0" w:before="0" w:line="276" w:lineRule="auto"/>
+        <w:ind w:left="0" w:right="0" w:firstLine="0"/>
+        <w:jc w:val="left"/>
+        <w:rPr/>
+      </w:pPr>
+      <w:r>
+        <w:rPr>
+          <w:rtl w:val="0"/>
+        </w:rPr>
+        <w:t xml:space="preserve">    # Cerebras/Mistral/Fireworks: /v1/chat/completions or provider-specific path</w:t>
+      </w:r>
+    </w:p>
+    <w:p>
+      <w:pPr>
+        <w:keepNext w:val="0"/>
+        <w:keepLines w:val="0"/>
+        <w:pageBreakBefore w:val="0"/>
+        <w:widowControl w:val="0"/>
+        <w:pBdr>
+          <w:top w:space="0" w:sz="0" w:val="nil"/>
+          <w:left w:space="0" w:sz="0" w:val="nil"/>
+          <w:bottom w:space="0" w:sz="0" w:val="nil"/>
+          <w:right w:space="0" w:sz="0" w:val="nil"/>
+          <w:between w:space="0" w:sz="0" w:val="nil"/>
+        </w:pBdr>
+        <w:shd w:fill="auto" w:val="clear"/>
+        <w:spacing w:after="0" w:before="0" w:line="276" w:lineRule="auto"/>
+        <w:ind w:left="0" w:right="0" w:firstLine="0"/>
+        <w:jc w:val="left"/>
+        <w:rPr/>
+      </w:pPr>
+      <w:r>
+        <w:rPr>
+          <w:rtl w:val="0"/>
+        </w:rPr>
+        <w:t xml:space="preserve">    path = key_record.get('path', '/v1/chat/completions')</w:t>
       </w:r>
     </w:p>
     <w:p>
@@ -1381,371 +1303,59 @@
         <w:rPr>
           <w:rtl w:val="0"/>
         </w:rPr>
-        <w:t xml:space="preserve">    payload = json.dumps({</w:t>
-      </w:r>
-    </w:p>
-    <w:p>
-      <w:pPr>
-        <w:keepNext w:val="0"/>
-        <w:keepLines w:val="0"/>
-        <w:pageBreakBefore w:val="0"/>
-        <w:widowControl w:val="0"/>
-        <w:pBdr>
-          <w:top w:space="0" w:sz="0" w:val="nil"/>
-          <w:left w:space="0" w:sz="0" w:val="nil"/>
-          <w:bottom w:space="0" w:sz="0" w:val="nil"/>
-          <w:right w:space="0" w:sz="0" w:val="nil"/>
-          <w:between w:space="0" w:sz="0" w:val="nil"/>
-        </w:pBdr>
-        <w:shd w:fill="auto" w:val="clear"/>
-        <w:spacing w:after="0" w:before="0" w:line="276" w:lineRule="auto"/>
-        <w:ind w:left="0" w:right="0" w:firstLine="0"/>
-        <w:jc w:val="left"/>
-        <w:rPr/>
-      </w:pPr>
-      <w:r>
-        <w:rPr>
-          <w:rtl w:val="0"/>
-        </w:rPr>
-        <w:t xml:space="preserve">        'model': key_record['model'],</w:t>
-      </w:r>
-    </w:p>
-    <w:p>
-      <w:pPr>
-        <w:keepNext w:val="0"/>
-        <w:keepLines w:val="0"/>
-        <w:pageBreakBefore w:val="0"/>
-        <w:widowControl w:val="0"/>
-        <w:pBdr>
-          <w:top w:space="0" w:sz="0" w:val="nil"/>
-          <w:left w:space="0" w:sz="0" w:val="nil"/>
-          <w:bottom w:space="0" w:sz="0" w:val="nil"/>
-          <w:right w:space="0" w:sz="0" w:val="nil"/>
-          <w:between w:space="0" w:sz="0" w:val="nil"/>
-        </w:pBdr>
-        <w:shd w:fill="auto" w:val="clear"/>
-        <w:spacing w:after="0" w:before="0" w:line="276" w:lineRule="auto"/>
-        <w:ind w:left="0" w:right="0" w:firstLine="0"/>
-        <w:jc w:val="left"/>
-        <w:rPr/>
-      </w:pPr>
-      <w:r>
-        <w:rPr>
-          <w:rtl w:val="0"/>
-        </w:rPr>
-        <w:t xml:space="preserve">        'messages': [</w:t>
-      </w:r>
-    </w:p>
-    <w:p>
-      <w:pPr>
-        <w:keepNext w:val="0"/>
-        <w:keepLines w:val="0"/>
-        <w:pageBreakBefore w:val="0"/>
-        <w:widowControl w:val="0"/>
-        <w:pBdr>
-          <w:top w:space="0" w:sz="0" w:val="nil"/>
-          <w:left w:space="0" w:sz="0" w:val="nil"/>
-          <w:bottom w:space="0" w:sz="0" w:val="nil"/>
-          <w:right w:space="0" w:sz="0" w:val="nil"/>
-          <w:between w:space="0" w:sz="0" w:val="nil"/>
-        </w:pBdr>
-        <w:shd w:fill="auto" w:val="clear"/>
-        <w:spacing w:after="0" w:before="0" w:line="276" w:lineRule="auto"/>
-        <w:ind w:left="0" w:right="0" w:firstLine="0"/>
-        <w:jc w:val="left"/>
-        <w:rPr/>
-      </w:pPr>
-      <w:r>
-        <w:rPr>
-          <w:rtl w:val="0"/>
-        </w:rPr>
-        <w:t xml:space="preserve">            {'role': 'system', 'content': system_prompt},</w:t>
-      </w:r>
-    </w:p>
-    <w:p>
-      <w:pPr>
-        <w:keepNext w:val="0"/>
-        <w:keepLines w:val="0"/>
-        <w:pageBreakBefore w:val="0"/>
-        <w:widowControl w:val="0"/>
-        <w:pBdr>
-          <w:top w:space="0" w:sz="0" w:val="nil"/>
-          <w:left w:space="0" w:sz="0" w:val="nil"/>
-          <w:bottom w:space="0" w:sz="0" w:val="nil"/>
-          <w:right w:space="0" w:sz="0" w:val="nil"/>
-          <w:between w:space="0" w:sz="0" w:val="nil"/>
-        </w:pBdr>
-        <w:shd w:fill="auto" w:val="clear"/>
-        <w:spacing w:after="0" w:before="0" w:line="276" w:lineRule="auto"/>
-        <w:ind w:left="0" w:right="0" w:firstLine="0"/>
-        <w:jc w:val="left"/>
-        <w:rPr/>
-      </w:pPr>
-      <w:r>
-        <w:rPr>
-          <w:rtl w:val="0"/>
-        </w:rPr>
-        <w:t xml:space="preserve">            {'role': 'user', 'content': user_prompt}</w:t>
-      </w:r>
-    </w:p>
-    <w:p>
-      <w:pPr>
-        <w:keepNext w:val="0"/>
-        <w:keepLines w:val="0"/>
-        <w:pageBreakBefore w:val="0"/>
-        <w:widowControl w:val="0"/>
-        <w:pBdr>
-          <w:top w:space="0" w:sz="0" w:val="nil"/>
-          <w:left w:space="0" w:sz="0" w:val="nil"/>
-          <w:bottom w:space="0" w:sz="0" w:val="nil"/>
-          <w:right w:space="0" w:sz="0" w:val="nil"/>
-          <w:between w:space="0" w:sz="0" w:val="nil"/>
-        </w:pBdr>
-        <w:shd w:fill="auto" w:val="clear"/>
-        <w:spacing w:after="0" w:before="0" w:line="276" w:lineRule="auto"/>
-        <w:ind w:left="0" w:right="0" w:firstLine="0"/>
-        <w:jc w:val="left"/>
-        <w:rPr/>
-      </w:pPr>
-      <w:r>
-        <w:rPr>
-          <w:rtl w:val="0"/>
-        </w:rPr>
-        <w:t xml:space="preserve">        ],</w:t>
-      </w:r>
-    </w:p>
-    <w:p>
-      <w:pPr>
-        <w:keepNext w:val="0"/>
-        <w:keepLines w:val="0"/>
-        <w:pageBreakBefore w:val="0"/>
-        <w:widowControl w:val="0"/>
-        <w:pBdr>
-          <w:top w:space="0" w:sz="0" w:val="nil"/>
-          <w:left w:space="0" w:sz="0" w:val="nil"/>
-          <w:bottom w:space="0" w:sz="0" w:val="nil"/>
-          <w:right w:space="0" w:sz="0" w:val="nil"/>
-          <w:between w:space="0" w:sz="0" w:val="nil"/>
-        </w:pBdr>
-        <w:shd w:fill="auto" w:val="clear"/>
-        <w:spacing w:after="0" w:before="0" w:line="276" w:lineRule="auto"/>
-        <w:ind w:left="0" w:right="0" w:firstLine="0"/>
-        <w:jc w:val="left"/>
-        <w:rPr/>
-      </w:pPr>
-      <w:r>
-        <w:rPr>
-          <w:rtl w:val="0"/>
-        </w:rPr>
-        <w:t xml:space="preserve">        'max_tokens': max_tokens,</w:t>
-      </w:r>
-    </w:p>
-    <w:p>
-      <w:pPr>
-        <w:keepNext w:val="0"/>
-        <w:keepLines w:val="0"/>
-        <w:pageBreakBefore w:val="0"/>
-        <w:widowControl w:val="0"/>
-        <w:pBdr>
-          <w:top w:space="0" w:sz="0" w:val="nil"/>
-          <w:left w:space="0" w:sz="0" w:val="nil"/>
-          <w:bottom w:space="0" w:sz="0" w:val="nil"/>
-          <w:right w:space="0" w:sz="0" w:val="nil"/>
-          <w:between w:space="0" w:sz="0" w:val="nil"/>
-        </w:pBdr>
-        <w:shd w:fill="auto" w:val="clear"/>
-        <w:spacing w:after="0" w:before="0" w:line="276" w:lineRule="auto"/>
-        <w:ind w:left="0" w:right="0" w:firstLine="0"/>
-        <w:jc w:val="left"/>
-        <w:rPr/>
-      </w:pPr>
-      <w:r>
-        <w:rPr>
-          <w:rtl w:val="0"/>
-        </w:rPr>
-        <w:t xml:space="preserve">        'temperature': temperature</w:t>
-      </w:r>
-    </w:p>
-    <w:p>
-      <w:pPr>
-        <w:keepNext w:val="0"/>
-        <w:keepLines w:val="0"/>
-        <w:pageBreakBefore w:val="0"/>
-        <w:widowControl w:val="0"/>
-        <w:pBdr>
-          <w:top w:space="0" w:sz="0" w:val="nil"/>
-          <w:left w:space="0" w:sz="0" w:val="nil"/>
-          <w:bottom w:space="0" w:sz="0" w:val="nil"/>
-          <w:right w:space="0" w:sz="0" w:val="nil"/>
-          <w:between w:space="0" w:sz="0" w:val="nil"/>
-        </w:pBdr>
-        <w:shd w:fill="auto" w:val="clear"/>
-        <w:spacing w:after="0" w:before="0" w:line="276" w:lineRule="auto"/>
-        <w:ind w:left="0" w:right="0" w:firstLine="0"/>
-        <w:jc w:val="left"/>
-        <w:rPr/>
-      </w:pPr>
-      <w:r>
-        <w:rPr>
-          <w:rtl w:val="0"/>
-        </w:rPr>
-        <w:t xml:space="preserve">    })</w:t>
-      </w:r>
-    </w:p>
-    <w:p>
-      <w:pPr>
-        <w:keepNext w:val="0"/>
-        <w:keepLines w:val="0"/>
-        <w:pageBreakBefore w:val="0"/>
-        <w:widowControl w:val="0"/>
-        <w:pBdr>
-          <w:top w:space="0" w:sz="0" w:val="nil"/>
-          <w:left w:space="0" w:sz="0" w:val="nil"/>
-          <w:bottom w:space="0" w:sz="0" w:val="nil"/>
-          <w:right w:space="0" w:sz="0" w:val="nil"/>
-          <w:between w:space="0" w:sz="0" w:val="nil"/>
-        </w:pBdr>
-        <w:shd w:fill="auto" w:val="clear"/>
-        <w:spacing w:after="0" w:before="0" w:line="276" w:lineRule="auto"/>
-        <w:ind w:left="0" w:right="0" w:firstLine="0"/>
-        <w:jc w:val="left"/>
-        <w:rPr/>
-      </w:pPr>
-      <w:r>
-        <w:rPr>
-          <w:rtl w:val="0"/>
-        </w:rPr>
-        <w:t xml:space="preserve">    headers = {</w:t>
-      </w:r>
-    </w:p>
-    <w:p>
-      <w:pPr>
-        <w:keepNext w:val="0"/>
-        <w:keepLines w:val="0"/>
-        <w:pageBreakBefore w:val="0"/>
-        <w:widowControl w:val="0"/>
-        <w:pBdr>
-          <w:top w:space="0" w:sz="0" w:val="nil"/>
-          <w:left w:space="0" w:sz="0" w:val="nil"/>
-          <w:bottom w:space="0" w:sz="0" w:val="nil"/>
-          <w:right w:space="0" w:sz="0" w:val="nil"/>
-          <w:between w:space="0" w:sz="0" w:val="nil"/>
-        </w:pBdr>
-        <w:shd w:fill="auto" w:val="clear"/>
-        <w:spacing w:after="0" w:before="0" w:line="276" w:lineRule="auto"/>
-        <w:ind w:left="0" w:right="0" w:firstLine="0"/>
-        <w:jc w:val="left"/>
-        <w:rPr/>
-      </w:pPr>
-      <w:r>
-        <w:rPr>
-          <w:rtl w:val="0"/>
-        </w:rPr>
-        <w:t xml:space="preserve">        'Content-Type': 'application/json',</w:t>
-      </w:r>
-    </w:p>
-    <w:p>
-      <w:pPr>
-        <w:keepNext w:val="0"/>
-        <w:keepLines w:val="0"/>
-        <w:pageBreakBefore w:val="0"/>
-        <w:widowControl w:val="0"/>
-        <w:pBdr>
-          <w:top w:space="0" w:sz="0" w:val="nil"/>
-          <w:left w:space="0" w:sz="0" w:val="nil"/>
-          <w:bottom w:space="0" w:sz="0" w:val="nil"/>
-          <w:right w:space="0" w:sz="0" w:val="nil"/>
-          <w:between w:space="0" w:sz="0" w:val="nil"/>
-        </w:pBdr>
-        <w:shd w:fill="auto" w:val="clear"/>
-        <w:spacing w:after="0" w:before="0" w:line="276" w:lineRule="auto"/>
-        <w:ind w:left="0" w:right="0" w:firstLine="0"/>
-        <w:jc w:val="left"/>
-        <w:rPr/>
-      </w:pPr>
-      <w:r>
-        <w:rPr>
-          <w:rtl w:val="0"/>
-        </w:rPr>
-        <w:t xml:space="preserve">        'Authorization': 'Bearer ' + key_record['api_key'],</w:t>
-      </w:r>
-    </w:p>
-    <w:p>
-      <w:pPr>
-        <w:keepNext w:val="0"/>
-        <w:keepLines w:val="0"/>
-        <w:pageBreakBefore w:val="0"/>
-        <w:widowControl w:val="0"/>
-        <w:pBdr>
-          <w:top w:space="0" w:sz="0" w:val="nil"/>
-          <w:left w:space="0" w:sz="0" w:val="nil"/>
-          <w:bottom w:space="0" w:sz="0" w:val="nil"/>
-          <w:right w:space="0" w:sz="0" w:val="nil"/>
-          <w:between w:space="0" w:sz="0" w:val="nil"/>
-        </w:pBdr>
-        <w:shd w:fill="auto" w:val="clear"/>
-        <w:spacing w:after="0" w:before="0" w:line="276" w:lineRule="auto"/>
-        <w:ind w:left="0" w:right="0" w:firstLine="0"/>
-        <w:jc w:val="left"/>
-        <w:rPr/>
-      </w:pPr>
-      <w:r>
-        <w:rPr>
-          <w:rtl w:val="0"/>
-        </w:rPr>
-        <w:t xml:space="preserve">        'Content-Length': str(len(payload.encode('utf-8')))</w:t>
-      </w:r>
-    </w:p>
-    <w:p>
-      <w:pPr>
-        <w:keepNext w:val="0"/>
-        <w:keepLines w:val="0"/>
-        <w:pageBreakBefore w:val="0"/>
-        <w:widowControl w:val="0"/>
-        <w:pBdr>
-          <w:top w:space="0" w:sz="0" w:val="nil"/>
-          <w:left w:space="0" w:sz="0" w:val="nil"/>
-          <w:bottom w:space="0" w:sz="0" w:val="nil"/>
-          <w:right w:space="0" w:sz="0" w:val="nil"/>
-          <w:between w:space="0" w:sz="0" w:val="nil"/>
-        </w:pBdr>
-        <w:shd w:fill="auto" w:val="clear"/>
-        <w:spacing w:after="0" w:before="0" w:line="276" w:lineRule="auto"/>
-        <w:ind w:left="0" w:right="0" w:firstLine="0"/>
-        <w:jc w:val="left"/>
-        <w:rPr/>
-      </w:pPr>
-      <w:r>
-        <w:rPr>
-          <w:rtl w:val="0"/>
-        </w:rPr>
-        <w:t xml:space="preserve">    }</w:t>
-      </w:r>
-    </w:p>
-    <w:p>
-      <w:pPr>
-        <w:keepNext w:val="0"/>
-        <w:keepLines w:val="0"/>
-        <w:pageBreakBefore w:val="0"/>
-        <w:widowControl w:val="0"/>
-        <w:pBdr>
-          <w:top w:space="0" w:sz="0" w:val="nil"/>
-          <w:left w:space="0" w:sz="0" w:val="nil"/>
-          <w:bottom w:space="0" w:sz="0" w:val="nil"/>
-          <w:right w:space="0" w:sz="0" w:val="nil"/>
-          <w:between w:space="0" w:sz="0" w:val="nil"/>
-        </w:pBdr>
-        <w:shd w:fill="auto" w:val="clear"/>
-        <w:spacing w:after="0" w:before="0" w:line="276" w:lineRule="auto"/>
-        <w:ind w:left="0" w:right="0" w:firstLine="0"/>
-        <w:jc w:val="left"/>
-        <w:rPr/>
-      </w:pPr>
-      <w:r>
-        <w:rPr>
-          <w:rtl w:val="0"/>
-        </w:rPr>
-        <w:t xml:space="preserve">    conn.request('POST', '/v1/chat/completions', payload, headers)</w:t>
+        <w:t xml:space="preserve">    payload = json.dumps({'model': key_record['model'], 'messages': [{'role': 'system', 'content': system_prompt}, {'role': 'user', 'content': user_prompt}], 'max_tokens': max_tokens, 'temperature': temperature})</w:t>
+      </w:r>
+    </w:p>
+    <w:p>
+      <w:pPr>
+        <w:keepNext w:val="0"/>
+        <w:keepLines w:val="0"/>
+        <w:pageBreakBefore w:val="0"/>
+        <w:widowControl w:val="0"/>
+        <w:pBdr>
+          <w:top w:space="0" w:sz="0" w:val="nil"/>
+          <w:left w:space="0" w:sz="0" w:val="nil"/>
+          <w:bottom w:space="0" w:sz="0" w:val="nil"/>
+          <w:right w:space="0" w:sz="0" w:val="nil"/>
+          <w:between w:space="0" w:sz="0" w:val="nil"/>
+        </w:pBdr>
+        <w:shd w:fill="auto" w:val="clear"/>
+        <w:spacing w:after="0" w:before="0" w:line="276" w:lineRule="auto"/>
+        <w:ind w:left="0" w:right="0" w:firstLine="0"/>
+        <w:jc w:val="left"/>
+        <w:rPr/>
+      </w:pPr>
+      <w:r>
+        <w:rPr>
+          <w:rtl w:val="0"/>
+        </w:rPr>
+        <w:t xml:space="preserve">    headers = {'Content-Type': 'application/json', 'Authorization': 'Bearer ' + key_record['api_key'], 'Content-Length': str(len(payload.encode('utf-8')))}</w:t>
+      </w:r>
+    </w:p>
+    <w:p>
+      <w:pPr>
+        <w:keepNext w:val="0"/>
+        <w:keepLines w:val="0"/>
+        <w:pageBreakBefore w:val="0"/>
+        <w:widowControl w:val="0"/>
+        <w:pBdr>
+          <w:top w:space="0" w:sz="0" w:val="nil"/>
+          <w:left w:space="0" w:sz="0" w:val="nil"/>
+          <w:bottom w:space="0" w:sz="0" w:val="nil"/>
+          <w:right w:space="0" w:sz="0" w:val="nil"/>
+          <w:between w:space="0" w:sz="0" w:val="nil"/>
+        </w:pBdr>
+        <w:shd w:fill="auto" w:val="clear"/>
+        <w:spacing w:after="0" w:before="0" w:line="276" w:lineRule="auto"/>
+        <w:ind w:left="0" w:right="0" w:firstLine="0"/>
+        <w:jc w:val="left"/>
+        <w:rPr/>
+      </w:pPr>
+      <w:r>
+        <w:rPr>
+          <w:rtl w:val="0"/>
+        </w:rPr>
+        <w:t xml:space="preserve">    conn.request('POST', path, payload, headers)</w:t>
       </w:r>
     </w:p>
     <w:p>
@@ -1900,136 +1510,6 @@
         <w:rPr>
           <w:rtl w:val="0"/>
         </w:rPr>
-        <w:t xml:space="preserve">    # Main entry point for all V3R handlers</w:t>
-      </w:r>
-    </w:p>
-    <w:p>
-      <w:pPr>
-        <w:keepNext w:val="0"/>
-        <w:keepLines w:val="0"/>
-        <w:pageBreakBefore w:val="0"/>
-        <w:widowControl w:val="0"/>
-        <w:pBdr>
-          <w:top w:space="0" w:sz="0" w:val="nil"/>
-          <w:left w:space="0" w:sz="0" w:val="nil"/>
-          <w:bottom w:space="0" w:sz="0" w:val="nil"/>
-          <w:right w:space="0" w:sz="0" w:val="nil"/>
-          <w:between w:space="0" w:sz="0" w:val="nil"/>
-        </w:pBdr>
-        <w:shd w:fill="auto" w:val="clear"/>
-        <w:spacing w:after="0" w:before="0" w:line="276" w:lineRule="auto"/>
-        <w:ind w:left="0" w:right="0" w:firstLine="0"/>
-        <w:jc w:val="left"/>
-        <w:rPr/>
-      </w:pPr>
-      <w:r>
-        <w:rPr>
-          <w:rtl w:val="0"/>
-        </w:rPr>
-        <w:t xml:space="preserve">    # 1. Resolve route_id to provider order via v3r-routing</w:t>
-      </w:r>
-    </w:p>
-    <w:p>
-      <w:pPr>
-        <w:keepNext w:val="0"/>
-        <w:keepLines w:val="0"/>
-        <w:pageBreakBefore w:val="0"/>
-        <w:widowControl w:val="0"/>
-        <w:pBdr>
-          <w:top w:space="0" w:sz="0" w:val="nil"/>
-          <w:left w:space="0" w:sz="0" w:val="nil"/>
-          <w:bottom w:space="0" w:sz="0" w:val="nil"/>
-          <w:right w:space="0" w:sz="0" w:val="nil"/>
-          <w:between w:space="0" w:sz="0" w:val="nil"/>
-        </w:pBdr>
-        <w:shd w:fill="auto" w:val="clear"/>
-        <w:spacing w:after="0" w:before="0" w:line="276" w:lineRule="auto"/>
-        <w:ind w:left="0" w:right="0" w:firstLine="0"/>
-        <w:jc w:val="left"/>
-        <w:rPr/>
-      </w:pPr>
-      <w:r>
-        <w:rPr>
-          <w:rtl w:val="0"/>
-        </w:rPr>
-        <w:t xml:space="preserve">    # 2. Iterate provider order -- skip exhausted, paused, or unavailable keys</w:t>
-      </w:r>
-    </w:p>
-    <w:p>
-      <w:pPr>
-        <w:keepNext w:val="0"/>
-        <w:keepLines w:val="0"/>
-        <w:pageBreakBefore w:val="0"/>
-        <w:widowControl w:val="0"/>
-        <w:pBdr>
-          <w:top w:space="0" w:sz="0" w:val="nil"/>
-          <w:left w:space="0" w:sz="0" w:val="nil"/>
-          <w:bottom w:space="0" w:sz="0" w:val="nil"/>
-          <w:right w:space="0" w:sz="0" w:val="nil"/>
-          <w:between w:space="0" w:sz="0" w:val="nil"/>
-        </w:pBdr>
-        <w:shd w:fill="auto" w:val="clear"/>
-        <w:spacing w:after="0" w:before="0" w:line="276" w:lineRule="auto"/>
-        <w:ind w:left="0" w:right="0" w:firstLine="0"/>
-        <w:jc w:val="left"/>
-        <w:rPr/>
-      </w:pPr>
-      <w:r>
-        <w:rPr>
-          <w:rtl w:val="0"/>
-        </w:rPr>
-        <w:t xml:space="preserve">    # 3. Execute call on first available provider</w:t>
-      </w:r>
-    </w:p>
-    <w:p>
-      <w:pPr>
-        <w:keepNext w:val="0"/>
-        <w:keepLines w:val="0"/>
-        <w:pageBreakBefore w:val="0"/>
-        <w:widowControl w:val="0"/>
-        <w:pBdr>
-          <w:top w:space="0" w:sz="0" w:val="nil"/>
-          <w:left w:space="0" w:sz="0" w:val="nil"/>
-          <w:bottom w:space="0" w:sz="0" w:val="nil"/>
-          <w:right w:space="0" w:sz="0" w:val="nil"/>
-          <w:between w:space="0" w:sz="0" w:val="nil"/>
-        </w:pBdr>
-        <w:shd w:fill="auto" w:val="clear"/>
-        <w:spacing w:after="0" w:before="0" w:line="276" w:lineRule="auto"/>
-        <w:ind w:left="0" w:right="0" w:firstLine="0"/>
-        <w:jc w:val="left"/>
-        <w:rPr/>
-      </w:pPr>
-      <w:r>
-        <w:rPr>
-          <w:rtl w:val="0"/>
-        </w:rPr>
-        <w:t xml:space="preserve">    # 4. Return normalized text -- caller never knows which provider executed</w:t>
-      </w:r>
-    </w:p>
-    <w:p>
-      <w:pPr>
-        <w:keepNext w:val="0"/>
-        <w:keepLines w:val="0"/>
-        <w:pageBreakBefore w:val="0"/>
-        <w:widowControl w:val="0"/>
-        <w:pBdr>
-          <w:top w:space="0" w:sz="0" w:val="nil"/>
-          <w:left w:space="0" w:sz="0" w:val="nil"/>
-          <w:bottom w:space="0" w:sz="0" w:val="nil"/>
-          <w:right w:space="0" w:sz="0" w:val="nil"/>
-          <w:between w:space="0" w:sz="0" w:val="nil"/>
-        </w:pBdr>
-        <w:shd w:fill="auto" w:val="clear"/>
-        <w:spacing w:after="0" w:before="0" w:line="276" w:lineRule="auto"/>
-        <w:ind w:left="0" w:right="0" w:firstLine="0"/>
-        <w:jc w:val="left"/>
-        <w:rPr/>
-      </w:pPr>
-      <w:r>
-        <w:rPr>
-          <w:rtl w:val="0"/>
-        </w:rPr>
         <w:t xml:space="preserve">    route = get_route(route_id)</w:t>
       </w:r>
     </w:p>
@@ -2160,187 +1640,7 @@
         <w:rPr>
           <w:rtl w:val="0"/>
         </w:rPr>
-      </w:r>
-    </w:p>
-    <w:p>
-      <w:pPr>
-        <w:keepNext w:val="0"/>
-        <w:keepLines w:val="0"/>
-        <w:pageBreakBefore w:val="0"/>
-        <w:widowControl w:val="0"/>
-        <w:pBdr>
-          <w:top w:space="0" w:sz="0" w:val="nil"/>
-          <w:left w:space="0" w:sz="0" w:val="nil"/>
-          <w:bottom w:space="0" w:sz="0" w:val="nil"/>
-          <w:right w:space="0" w:sz="0" w:val="nil"/>
-          <w:between w:space="0" w:sz="0" w:val="nil"/>
-        </w:pBdr>
-        <w:shd w:fill="auto" w:val="clear"/>
-        <w:spacing w:after="0" w:before="0" w:line="276" w:lineRule="auto"/>
-        <w:ind w:left="0" w:right="0" w:firstLine="0"/>
-        <w:jc w:val="left"/>
-        <w:rPr/>
-      </w:pPr>
-      <w:r>
-        <w:rPr>
-          <w:rtl w:val="0"/>
-        </w:rPr>
-        <w:t xml:space="preserve">    provider_order = [</w:t>
-      </w:r>
-    </w:p>
-    <w:p>
-      <w:pPr>
-        <w:keepNext w:val="0"/>
-        <w:keepLines w:val="0"/>
-        <w:pageBreakBefore w:val="0"/>
-        <w:widowControl w:val="0"/>
-        <w:pBdr>
-          <w:top w:space="0" w:sz="0" w:val="nil"/>
-          <w:left w:space="0" w:sz="0" w:val="nil"/>
-          <w:bottom w:space="0" w:sz="0" w:val="nil"/>
-          <w:right w:space="0" w:sz="0" w:val="nil"/>
-          <w:between w:space="0" w:sz="0" w:val="nil"/>
-        </w:pBdr>
-        <w:shd w:fill="auto" w:val="clear"/>
-        <w:spacing w:after="0" w:before="0" w:line="276" w:lineRule="auto"/>
-        <w:ind w:left="0" w:right="0" w:firstLine="0"/>
-        <w:jc w:val="left"/>
-        <w:rPr/>
-      </w:pPr>
-      <w:r>
-        <w:rPr>
-          <w:rtl w:val="0"/>
-        </w:rPr>
-        <w:t xml:space="preserve">        route.get('primary'),</w:t>
-      </w:r>
-    </w:p>
-    <w:p>
-      <w:pPr>
-        <w:keepNext w:val="0"/>
-        <w:keepLines w:val="0"/>
-        <w:pageBreakBefore w:val="0"/>
-        <w:widowControl w:val="0"/>
-        <w:pBdr>
-          <w:top w:space="0" w:sz="0" w:val="nil"/>
-          <w:left w:space="0" w:sz="0" w:val="nil"/>
-          <w:bottom w:space="0" w:sz="0" w:val="nil"/>
-          <w:right w:space="0" w:sz="0" w:val="nil"/>
-          <w:between w:space="0" w:sz="0" w:val="nil"/>
-        </w:pBdr>
-        <w:shd w:fill="auto" w:val="clear"/>
-        <w:spacing w:after="0" w:before="0" w:line="276" w:lineRule="auto"/>
-        <w:ind w:left="0" w:right="0" w:firstLine="0"/>
-        <w:jc w:val="left"/>
-        <w:rPr/>
-      </w:pPr>
-      <w:r>
-        <w:rPr>
-          <w:rtl w:val="0"/>
-        </w:rPr>
-        <w:t xml:space="preserve">        route.get('fallback_1'),</w:t>
-      </w:r>
-    </w:p>
-    <w:p>
-      <w:pPr>
-        <w:keepNext w:val="0"/>
-        <w:keepLines w:val="0"/>
-        <w:pageBreakBefore w:val="0"/>
-        <w:widowControl w:val="0"/>
-        <w:pBdr>
-          <w:top w:space="0" w:sz="0" w:val="nil"/>
-          <w:left w:space="0" w:sz="0" w:val="nil"/>
-          <w:bottom w:space="0" w:sz="0" w:val="nil"/>
-          <w:right w:space="0" w:sz="0" w:val="nil"/>
-          <w:between w:space="0" w:sz="0" w:val="nil"/>
-        </w:pBdr>
-        <w:shd w:fill="auto" w:val="clear"/>
-        <w:spacing w:after="0" w:before="0" w:line="276" w:lineRule="auto"/>
-        <w:ind w:left="0" w:right="0" w:firstLine="0"/>
-        <w:jc w:val="left"/>
-        <w:rPr/>
-      </w:pPr>
-      <w:r>
-        <w:rPr>
-          <w:rtl w:val="0"/>
-        </w:rPr>
-        <w:t xml:space="preserve">        route.get('fallback_2'),</w:t>
-      </w:r>
-    </w:p>
-    <w:p>
-      <w:pPr>
-        <w:keepNext w:val="0"/>
-        <w:keepLines w:val="0"/>
-        <w:pageBreakBefore w:val="0"/>
-        <w:widowControl w:val="0"/>
-        <w:pBdr>
-          <w:top w:space="0" w:sz="0" w:val="nil"/>
-          <w:left w:space="0" w:sz="0" w:val="nil"/>
-          <w:bottom w:space="0" w:sz="0" w:val="nil"/>
-          <w:right w:space="0" w:sz="0" w:val="nil"/>
-          <w:between w:space="0" w:sz="0" w:val="nil"/>
-        </w:pBdr>
-        <w:shd w:fill="auto" w:val="clear"/>
-        <w:spacing w:after="0" w:before="0" w:line="276" w:lineRule="auto"/>
-        <w:ind w:left="0" w:right="0" w:firstLine="0"/>
-        <w:jc w:val="left"/>
-        <w:rPr/>
-      </w:pPr>
-      <w:r>
-        <w:rPr>
-          <w:rtl w:val="0"/>
-        </w:rPr>
-        <w:t xml:space="preserve">        route.get('fallback_3')</w:t>
-      </w:r>
-    </w:p>
-    <w:p>
-      <w:pPr>
-        <w:keepNext w:val="0"/>
-        <w:keepLines w:val="0"/>
-        <w:pageBreakBefore w:val="0"/>
-        <w:widowControl w:val="0"/>
-        <w:pBdr>
-          <w:top w:space="0" w:sz="0" w:val="nil"/>
-          <w:left w:space="0" w:sz="0" w:val="nil"/>
-          <w:bottom w:space="0" w:sz="0" w:val="nil"/>
-          <w:right w:space="0" w:sz="0" w:val="nil"/>
-          <w:between w:space="0" w:sz="0" w:val="nil"/>
-        </w:pBdr>
-        <w:shd w:fill="auto" w:val="clear"/>
-        <w:spacing w:after="0" w:before="0" w:line="276" w:lineRule="auto"/>
-        <w:ind w:left="0" w:right="0" w:firstLine="0"/>
-        <w:jc w:val="left"/>
-        <w:rPr/>
-      </w:pPr>
-      <w:r>
-        <w:rPr>
-          <w:rtl w:val="0"/>
-        </w:rPr>
-        <w:t xml:space="preserve">    ]</w:t>
-      </w:r>
-    </w:p>
-    <w:p>
-      <w:pPr>
-        <w:keepNext w:val="0"/>
-        <w:keepLines w:val="0"/>
-        <w:pageBreakBefore w:val="0"/>
-        <w:widowControl w:val="0"/>
-        <w:pBdr>
-          <w:top w:space="0" w:sz="0" w:val="nil"/>
-          <w:left w:space="0" w:sz="0" w:val="nil"/>
-          <w:bottom w:space="0" w:sz="0" w:val="nil"/>
-          <w:right w:space="0" w:sz="0" w:val="nil"/>
-          <w:between w:space="0" w:sz="0" w:val="nil"/>
-        </w:pBdr>
-        <w:shd w:fill="auto" w:val="clear"/>
-        <w:spacing w:after="0" w:before="0" w:line="276" w:lineRule="auto"/>
-        <w:ind w:left="0" w:right="0" w:firstLine="0"/>
-        <w:jc w:val="left"/>
-        <w:rPr/>
-      </w:pPr>
-      <w:r>
-        <w:rPr>
-          <w:rtl w:val="0"/>
-        </w:rPr>
+        <w:t xml:space="preserve">    provider_order = [route.get('primary'), route.get('fallback_1'), route.get('fallback_2'), route.get('fallback_3')]</w:t>
       </w:r>
     </w:p>
     <w:p>
@@ -2392,31 +1692,6 @@
         <w:rPr>
           <w:rtl w:val="0"/>
         </w:rPr>
-      </w:r>
-    </w:p>
-    <w:p>
-      <w:pPr>
-        <w:keepNext w:val="0"/>
-        <w:keepLines w:val="0"/>
-        <w:pageBreakBefore w:val="0"/>
-        <w:widowControl w:val="0"/>
-        <w:pBdr>
-          <w:top w:space="0" w:sz="0" w:val="nil"/>
-          <w:left w:space="0" w:sz="0" w:val="nil"/>
-          <w:bottom w:space="0" w:sz="0" w:val="nil"/>
-          <w:right w:space="0" w:sz="0" w:val="nil"/>
-          <w:between w:space="0" w:sz="0" w:val="nil"/>
-        </w:pBdr>
-        <w:shd w:fill="auto" w:val="clear"/>
-        <w:spacing w:after="0" w:before="0" w:line="276" w:lineRule="auto"/>
-        <w:ind w:left="0" w:right="0" w:firstLine="0"/>
-        <w:jc w:val="left"/>
-        <w:rPr/>
-      </w:pPr>
-      <w:r>
-        <w:rPr>
-          <w:rtl w:val="0"/>
-        </w:rPr>
         <w:t xml:space="preserve">    for provider in provider_order:</w:t>
       </w:r>
     </w:p>
@@ -3042,31 +2317,6 @@
           <w:rtl w:val="0"/>
         </w:rPr>
         <w:t xml:space="preserve">            continue</w:t>
-      </w:r>
-    </w:p>
-    <w:p>
-      <w:pPr>
-        <w:keepNext w:val="0"/>
-        <w:keepLines w:val="0"/>
-        <w:pageBreakBefore w:val="0"/>
-        <w:widowControl w:val="0"/>
-        <w:pBdr>
-          <w:top w:space="0" w:sz="0" w:val="nil"/>
-          <w:left w:space="0" w:sz="0" w:val="nil"/>
-          <w:bottom w:space="0" w:sz="0" w:val="nil"/>
-          <w:right w:space="0" w:sz="0" w:val="nil"/>
-          <w:between w:space="0" w:sz="0" w:val="nil"/>
-        </w:pBdr>
-        <w:shd w:fill="auto" w:val="clear"/>
-        <w:spacing w:after="0" w:before="0" w:line="276" w:lineRule="auto"/>
-        <w:ind w:left="0" w:right="0" w:firstLine="0"/>
-        <w:jc w:val="left"/>
-        <w:rPr/>
-      </w:pPr>
-      <w:r>
-        <w:rPr>
-          <w:rtl w:val="0"/>
-        </w:rPr>
       </w:r>
     </w:p>
     <w:p>
